--- a/docs/02_Guia_del_docente_y_rubrica.docx
+++ b/docs/02_Guia_del_docente_y_rubrica.docx
@@ -602,11 +602,7 @@
           </w:tcPr>
           <w:p>
             <w:r>
-              <w:rPr>
-                <w:sz w:val="19"/>
-                <w:szCs w:val="19"/>
-              </w:rPr>
-              <w:t xml:space="preserve">Python calcula indicadores; Claude los interpreta</w:t>
+              <w:t>Python calcula indicadores; OpenAI los interpreta</w:t>
             </w:r>
           </w:p>
         </w:tc>
@@ -820,34 +816,7 @@
         <w:spacing w:after="80"/>
       </w:pPr>
       <w:r>
-        <w:rPr>
-          <w:b/>
-          <w:bCs/>
-        </w:rPr>
-        <w:t xml:space="preserve">Llave de Claude del grupo.</w:t>
-      </w:r>
-      <w:r>
-        <w:t xml:space="preserve"> En la Claude Console crea una llave para el diplomado y configura un </w:t>
-      </w:r>
-      <w:r>
-        <w:rPr>
-          <w:b/>
-          <w:bCs/>
-        </w:rPr>
-        <w:t xml:space="preserve">límite de gasto</w:t>
-      </w:r>
-      <w:r>
-        <w:t xml:space="preserve">. El modelo predeterminado es </w:t>
-      </w:r>
-      <w:r>
-        <w:rPr>
-          <w:rFonts w:ascii="Consolas" w:cs="Consolas" w:eastAsia="Consolas" w:hAnsi="Consolas"/>
-          <w:color w:val="0E6F7A"/>
-        </w:rPr>
-        <w:t xml:space="preserve">claude-haiku-5-5</w:t>
-      </w:r>
-      <w:r>
-        <w:t xml:space="preserve">, el más económico. Revisa los precios vigentes en la Console antes de definir el límite.</w:t>
+        <w:t>Llave de OpenAI del grupo. En OpenAI Platform crea una llave para el diplomado y configura un límite de gasto. El modelo predeterminado es gpt-5.5. Revisa los precios vigentes en OpenAI Platform antes de definir el límite.</w:t>
       </w:r>
     </w:p>
     <w:p>
@@ -1020,14 +989,7 @@
         <w:spacing w:after="80"/>
       </w:pPr>
       <w:r>
-        <w:rPr>
-          <w:b/>
-          <w:bCs/>
-        </w:rPr>
-        <w:t xml:space="preserve">Decide cómo compartir la llave de Claude</w:t>
-      </w:r>
-      <w:r>
-        <w:t xml:space="preserve"> sin exponerla: por un canal privado, con instrucción de guardarla solo en Secretos. Rótala al terminar el diplomado.</w:t>
+        <w:t>Decide cómo compartir la llave de OpenAI sin exponerla: por un canal privado, con instrucción de guardarla solo en Secretos. Rótala al terminar el diplomado.</w:t>
       </w:r>
     </w:p>
     <w:p>
@@ -1040,15 +1002,7 @@
         <w:ind w:left="120" w:right="120"/>
       </w:pPr>
       <w:r>
-        <w:rPr>
-          <w:b/>
-          <w:bCs/>
-          <w:color w:val="B45309"/>
-        </w:rPr>
-        <w:t xml:space="preserve">⚠️ Atención: </w:t>
-      </w:r>
-      <w:r>
-        <w:t xml:space="preserve">La API de Claude no es gratuita. El conector MCP no está cubierto por acuerdos de retención cero de datos: indica a los alumnos que no envíen datos personales al bot.</w:t>
+        <w:t>⚠️ Atención: la API de OpenAI no es gratuita. Indica a los alumnos que no envíen datos personales al bot y revisa las políticas vigentes antes de la actividad.</w:t>
       </w:r>
     </w:p>
     <w:p>
@@ -1460,11 +1414,7 @@
           </w:tcPr>
           <w:p>
             <w:r>
-              <w:rPr>
-                <w:sz w:val="19"/>
-                <w:szCs w:val="19"/>
-              </w:rPr>
-              <w:t xml:space="preserve">Guía @BotFather, chat_id y Alpha Vantage. Entrega la llave de Claude por canal privado.</w:t>
+              <w:t>Guía @BotFather, chat_id y Alpha Vantage. Entrega la llave de OpenAI por canal privado.</w:t>
             </w:r>
           </w:p>
         </w:tc>
@@ -4777,13 +4727,7 @@
           </w:tcPr>
           <w:p>
             <w:r>
-              <w:rPr>
-                <w:rFonts w:ascii="Consolas" w:cs="Consolas" w:eastAsia="Consolas" w:hAnsi="Consolas"/>
-                <w:color w:val="0E6F7A"/>
-                <w:sz w:val="19"/>
-                <w:szCs w:val="19"/>
-              </w:rPr>
-              <w:t xml:space="preserve">Error de la API de Claude</w:t>
+              <w:t>Error de la API de OpenAI</w:t>
             </w:r>
           </w:p>
         </w:tc>
@@ -5164,24 +5108,7 @@
         <w:spacing w:after="60"/>
       </w:pPr>
       <w:r>
-        <w:rPr>
-          <w:b/>
-          <w:bCs/>
-        </w:rPr>
-        <w:t xml:space="preserve">Versiones.</w:t>
-      </w:r>
-      <w:r>
-        <w:t xml:space="preserve"> El conector MCP usa el encabezado beta </w:t>
-      </w:r>
-      <w:r>
-        <w:rPr>
-          <w:rFonts w:ascii="Consolas" w:cs="Consolas" w:eastAsia="Consolas" w:hAnsi="Consolas"/>
-          <w:color w:val="0E6F7A"/>
-        </w:rPr>
-        <w:t xml:space="preserve">mcp-client-2025-11-20</w:t>
-      </w:r>
-      <w:r>
-        <w:t xml:space="preserve"> de la API de Claude. Al ser beta, revísalo antes de cada generación.</w:t>
+        <w:t>Versiones. La integración usa la Responses API de OpenAI y un servidor MCP remoto. Revisa la documentación oficial antes de cada generación.</w:t>
       </w:r>
     </w:p>
     <w:p>
@@ -5256,16 +5183,8 @@
         <w:spacing w:after="60"/>
       </w:pPr>
       <w:r>
-        <w:t xml:space="preserve">Claude Platform Docs, MCP connector: </w:t>
-      </w:r>
-      <w:hyperlink w:history="1" r:id="rIdy51aobqv8dfp7k38dbxga">
-        <w:r>
-          <w:rPr>
-            <w:rStyle w:val="Hyperlink"/>
-          </w:rPr>
-          <w:t xml:space="preserve">https://platform.claude.com/docs/en/agents-and-tools/mcp-connector</w:t>
-        </w:r>
-      </w:hyperlink>
+        <w:t>OpenAI Docs, servidores MCP remotos: https://developers.openai.com/api/docs/guides/tools-connectors-mcp</w:t>
+      </w:r>
     </w:p>
     <w:p>
       <w:pPr>
